--- a/por/docx/11.content.docx
+++ b/por/docx/11.content.docx
@@ -6296,19 +6296,7 @@
         <w:rPr>
           <w:lang w:val="pt_PT" w:bidi="pt_PT"/>
         </w:rPr>
-        <w:t xml:space="preserve">O quarto ano de Salomão foi por volta de 967 a.C. Considerando o número 480 como representando anos de calendário, obtemos uma data de cerca de 1446 a.C. para o Êxodo de Israel do Egito. Aqueles que veem o número como simbólico (12 gerações vezes 40 anos cada) sugerem que o Êxodo ocorreu em uma data posterior, por volta de 1270 a.C. (veja </w:t>
-      </w:r>
-      <w:r>
-        <w:rPr>
-          <w:lang w:val="pt_PT" w:bidi="pt_PT"/>
-        </w:rPr>
-        <w:t>Introdução ao Livro de Êxodo</w:t>
-      </w:r>
-      <w:r>
-        <w:rPr>
-          <w:lang w:val="pt_PT" w:bidi="pt_PT"/>
-        </w:rPr>
-        <w:t>, “A Data do Êxodo”).</w:t>
+        <w:t>O quarto ano de Salomão foi por volta de 967 a.C. Considerando o número 480 como representando anos de calendário, obtemos uma data de cerca de 1446 a.C. para o Êxodo de Israel do Egito. Aqueles que veem o número como simbólico (12 gerações vezes 40 anos cada) sugerem que o Êxodo ocorreu em uma data posterior, por volta de 1270 a.C. (veja Introdução ao Livro de Êxodo, “A Data do Êxodo”).</w:t>
       </w:r>
       <w:r>
         <w:rPr>
